--- a/public/temas/ejercicio-3/ESQUEMA TEMA 21.docx
+++ b/public/temas/ejercicio-3/ESQUEMA TEMA 21.docx
@@ -3431,7 +3431,7 @@
           <w:rFonts w:ascii="Cambria" w:hAnsi="Cambria" w:cs="Cambria" w:eastAsia="Cambria"/>
           <w:sz w:val="22"/>
         </w:rPr>
-        <w:t>: derechos 0 % y contingentes para EE. UU.</w:t>
+        <w:t>: derechos 0 % y contingentes para EEUU</w:t>
       </w:r>
     </w:p>
     <w:p>
